--- a/Clerton_Araujo_Senior_FullStack.docx
+++ b/Clerton_Araujo_Senior_FullStack.docx
@@ -358,7 +358,7 @@
           <w:color w:val="222222"/>
           <w:sz w:val="21"/>
         </w:rPr>
-        <w:t>•  Drove observability adoption (Datadog/Sentry), improving mean time-to-detect (MTTD) for production incidents across the platform.</w:t>
+        <w:t>•  Drove observability adoption (Datadog/Sentry), improving mean time-to-detect (MTTD) for production incidents.</w:t>
       </w:r>
     </w:p>
     <w:p>
